--- a/valencia/UD07/UD07 - Activitats no avaluables 01 (Semipresencial).docx
+++ b/valencia/UD07/UD07 - Activitats no avaluables 01 (Semipresencial).docx
@@ -21,6 +21,7 @@
         <w:rPr>
           <w:rFonts w:ascii="Proxima Nova" w:cs="Proxima Nova" w:eastAsia="Proxima Nova" w:hAnsi="Proxima Nova"/>
           <w:b w:val="0"/>
+          <w:bCs w:val="0"/>
           <w:color w:val="669966"/>
           <w:sz w:val="48"/>
           <w:szCs w:val="48"/>
@@ -318,7 +319,7 @@
           <w:szCs w:val="32"/>
           <w:rtl w:val="0"/>
         </w:rPr>
-        <w:t xml:space="preserve">Actualitzat Desembre 2024</w:t>
+        <w:t xml:space="preserve">Actualitzat Novembre 2025</w:t>
       </w:r>
     </w:p>
     <w:p>
@@ -349,6 +350,7 @@
         <w:rPr>
           <w:rFonts w:ascii="Verdana" w:cs="Verdana" w:eastAsia="Verdana" w:hAnsi="Verdana"/>
           <w:b w:val="1"/>
+          <w:bCs w:val="1"/>
           <w:sz w:val="20"/>
           <w:szCs w:val="20"/>
         </w:rPr>
@@ -369,6 +371,7 @@
         <w:rPr>
           <w:rFonts w:ascii="Verdana" w:cs="Verdana" w:eastAsia="Verdana" w:hAnsi="Verdana"/>
           <w:b w:val="1"/>
+          <w:bCs w:val="1"/>
           <w:sz w:val="20"/>
           <w:szCs w:val="20"/>
           <w:rtl w:val="0"/>
@@ -508,6 +511,7 @@
         <w:ind w:left="0" w:right="57" w:firstLine="0"/>
         <w:rPr>
           <w:b w:val="1"/>
+          <w:bCs w:val="1"/>
         </w:rPr>
       </w:pPr>
       <w:r>
@@ -521,6 +525,7 @@
       <w:r>
         <w:rPr>
           <w:b w:val="1"/>
+          <w:bCs w:val="1"/>
           <w:rtl w:val="0"/>
         </w:rPr>
         <w:t xml:space="preserve">Important</w:t>
@@ -551,6 +556,7 @@
         <w:ind w:left="0" w:right="57" w:firstLine="0"/>
         <w:rPr>
           <w:b w:val="1"/>
+          <w:bCs w:val="1"/>
         </w:rPr>
       </w:pPr>
       <w:r>
@@ -574,6 +580,7 @@
       <w:r>
         <w:rPr>
           <w:b w:val="1"/>
+          <w:bCs w:val="1"/>
           <w:rtl w:val="0"/>
         </w:rPr>
         <w:t xml:space="preserve">A</w:t>
@@ -581,6 +588,7 @@
       <w:r>
         <w:rPr>
           <w:b w:val="1"/>
+          <w:bCs w:val="1"/>
           <w:rtl w:val="0"/>
         </w:rPr>
         <w:t xml:space="preserve">tenció</w:t>
@@ -628,6 +636,7 @@
       <w:r>
         <w:rPr>
           <w:b w:val="1"/>
+          <w:bCs w:val="1"/>
           <w:rtl w:val="0"/>
         </w:rPr>
         <w:t xml:space="preserve">Interessant</w:t>
@@ -646,6 +655,7 @@
         <w:rPr>
           <w:rFonts w:ascii="Arial" w:cs="Arial" w:eastAsia="Arial" w:hAnsi="Arial"/>
           <w:b w:val="1"/>
+          <w:bCs w:val="1"/>
           <w:smallCaps w:val="1"/>
           <w:sz w:val="32"/>
           <w:szCs w:val="32"/>
@@ -655,6 +665,7 @@
         <w:rPr>
           <w:rFonts w:ascii="Arial" w:cs="Arial" w:eastAsia="Arial" w:hAnsi="Arial"/>
           <w:b w:val="1"/>
+          <w:bCs w:val="1"/>
           <w:smallCaps w:val="1"/>
           <w:sz w:val="32"/>
           <w:szCs w:val="32"/>
@@ -665,6 +676,7 @@
     </w:p>
     <w:sdt>
       <w:sdtPr>
+        <w:id w:val="1477203558"/>
         <w:docPartObj>
           <w:docPartGallery w:val="Table of Contents"/>
           <w:docPartUnique w:val="1"/>
@@ -680,6 +692,7 @@
             <w:jc w:val="left"/>
             <w:rPr>
               <w:b w:val="1"/>
+              <w:bCs w:val="1"/>
               <w:color w:val="000000"/>
               <w:u w:val="none"/>
             </w:rPr>
@@ -694,7 +707,9 @@
               <w:rPr>
                 <w:rFonts w:ascii="Verdana" w:cs="Verdana" w:eastAsia="Verdana" w:hAnsi="Verdana"/>
                 <w:b w:val="1"/>
+                <w:bCs w:val="1"/>
                 <w:i w:val="0"/>
+                <w:iCs w:val="0"/>
                 <w:smallCaps w:val="0"/>
                 <w:strike w:val="0"/>
                 <w:color w:val="000000"/>
@@ -729,6 +744,7 @@
         <w:rPr>
           <w:rFonts w:ascii="Arial" w:cs="Arial" w:eastAsia="Arial" w:hAnsi="Arial"/>
           <w:b w:val="1"/>
+          <w:bCs w:val="1"/>
           <w:smallCaps w:val="1"/>
           <w:sz w:val="32"/>
           <w:szCs w:val="32"/>
@@ -1735,11 +1751,19 @@
       </w:pPr>
     </w:pPrDefault>
   </w:docDefaults>
+  <w:style w:type="table" w:styleId="TableNormal" w:default="1">
+    <w:name w:val="TableNormal"/>
+    <w:tblPr>
+      <w:tblCellMar>
+        <w:top w:w="100.0" w:type="dxa"/>
+        <w:left w:w="100.0" w:type="dxa"/>
+        <w:bottom w:w="100.0" w:type="dxa"/>
+        <w:right w:w="100.0" w:type="dxa"/>
+      </w:tblCellMar>
+    </w:tblPr>
+  </w:style>
   <w:style w:type="paragraph" w:styleId="Normal" w:default="1">
     <w:name w:val="normal"/>
-  </w:style>
-  <w:style w:type="table" w:styleId="TableNormal" w:default="1">
-    <w:name w:val="Table Normal"/>
   </w:style>
   <w:style w:type="paragraph" w:styleId="Heading1">
     <w:name w:val="heading 1"/>
@@ -1787,6 +1811,7 @@
     <w:rPr>
       <w:rFonts w:ascii="Arial" w:cs="Arial" w:eastAsia="Arial" w:hAnsi="Arial"/>
       <w:b w:val="0"/>
+      <w:bCs w:val="0"/>
       <w:smallCaps w:val="0"/>
       <w:color w:val="669966"/>
       <w:sz w:val="22"/>
@@ -1807,7 +1832,9 @@
     <w:rPr>
       <w:rFonts w:ascii="Arial" w:cs="Arial" w:eastAsia="Arial" w:hAnsi="Arial"/>
       <w:b w:val="1"/>
+      <w:bCs w:val="1"/>
       <w:i w:val="1"/>
+      <w:iCs w:val="1"/>
       <w:smallCaps w:val="0"/>
       <w:sz w:val="21"/>
       <w:szCs w:val="21"/>
@@ -1828,6 +1855,7 @@
     <w:rPr>
       <w:rFonts w:ascii="Arial" w:cs="Arial" w:eastAsia="Arial" w:hAnsi="Arial"/>
       <w:b w:val="1"/>
+      <w:bCs w:val="1"/>
       <w:smallCaps w:val="1"/>
       <w:sz w:val="24"/>
       <w:szCs w:val="24"/>
@@ -1845,6 +1873,7 @@
     </w:pPr>
     <w:rPr>
       <w:b w:val="1"/>
+      <w:bCs w:val="1"/>
       <w:sz w:val="20"/>
       <w:szCs w:val="20"/>
     </w:rPr>
@@ -1861,6 +1890,7 @@
     </w:pPr>
     <w:rPr>
       <w:b w:val="1"/>
+      <w:bCs w:val="1"/>
       <w:sz w:val="72"/>
       <w:szCs w:val="72"/>
     </w:rPr>
@@ -1878,6 +1908,7 @@
     <w:rPr>
       <w:rFonts w:ascii="Georgia" w:cs="Georgia" w:eastAsia="Georgia" w:hAnsi="Georgia"/>
       <w:i w:val="1"/>
+      <w:iCs w:val="1"/>
       <w:color w:val="666666"/>
       <w:sz w:val="48"/>
       <w:szCs w:val="48"/>
